--- a/fåglar/A 34412-2026 prioriterade fågelarter.docx
+++ b/fåglar/A 34412-2026 prioriterade fågelarter.docx
@@ -519,7 +519,7 @@
     <w:p/>
     <w:p>
       <w:r>
-        <w:t>2026-09-03</w:t>
+        <w:t>2026-09-04</w:t>
       </w:r>
       <w:r>
         <w:t xml:space="preserve"> </w:t>

--- a/fåglar/A 34412-2026 prioriterade fågelarter.docx
+++ b/fåglar/A 34412-2026 prioriterade fågelarter.docx
@@ -519,7 +519,7 @@
     <w:p/>
     <w:p>
       <w:r>
-        <w:t>2026-09-04</w:t>
+        <w:t>2026-09-05</w:t>
       </w:r>
       <w:r>
         <w:t xml:space="preserve"> </w:t>
